--- a/data/research_roadmap_report.docx
+++ b/data/research_roadmap_report.docx
@@ -172,6 +172,163 @@
         <w:rPr>
           <w:sz w:val="8"/>
         </w:rPr>
+      </w:r>
+    </w:p>
+    <w:p>
+      <w:pPr>
+        <w:ind w:left="340"/>
+      </w:pPr>
+      <w:r>
+        <w:rPr>
+          <w:rFonts w:eastAsia="Arial Unicode MS"/>
+          <w:b/>
+          <w:i/>
+          <w:color w:val="4A3A5C"/>
+          <w:sz w:val="21"/>
+        </w:rPr>
+        <w:t>2026-09-29 更新（本次并入 68 篇全文笔记的结果）</w:t>
+      </w:r>
+      <w:r>
+        <w:rPr>
+          <w:rFonts w:eastAsia="Arial Unicode MS"/>
+          <w:i/>
+          <w:color w:val="4A3A5C"/>
+          <w:sz w:val="21"/>
+        </w:rPr>
+        <w:t xml:space="preserve"> 阅读计划那 68 篇的笔记已按全文填完（43 篇开放全文 + 22 篇你下载的 PDF + 3 篇替代文献），读全文带来的改动已经并进正文，不只是附在末尾： · §12 方向 1 新增 </w:t>
+      </w:r>
+      <w:r>
+        <w:rPr>
+          <w:rFonts w:eastAsia="Arial Unicode MS"/>
+          <w:b/>
+          <w:i/>
+          <w:color w:val="4A3A5C"/>
+          <w:sz w:val="21"/>
+        </w:rPr>
+        <w:t>P2b</w:t>
+      </w:r>
+      <w:r>
+        <w:rPr>
+          <w:rFonts w:eastAsia="Arial Unicode MS"/>
+          <w:i/>
+          <w:color w:val="4A3A5C"/>
+          <w:sz w:val="21"/>
+        </w:rPr>
+        <w:t xml:space="preserve">（机器判别的定量尺度：trigger 偏好 up to 70 倍；加侧翼后 3 nM vs 300 nM）与 </w:t>
+      </w:r>
+      <w:r>
+        <w:rPr>
+          <w:rFonts w:eastAsia="Arial Unicode MS"/>
+          <w:b/>
+          <w:i/>
+          <w:color w:val="4A3A5C"/>
+          <w:sz w:val="21"/>
+        </w:rPr>
+        <w:t>P8</w:t>
+      </w:r>
+      <w:r>
+        <w:rPr>
+          <w:rFonts w:eastAsia="Arial Unicode MS"/>
+          <w:i/>
+          <w:color w:val="4A3A5C"/>
+          <w:sz w:val="21"/>
+        </w:rPr>
+        <w:t xml:space="preserve">（⚠️ ZSWIM8 同源物 EBAX-1 有非 TDMD 功能 → KO 表型不能直接归因于 TDMD）； · §12 方向 2 的竞争解释 </w:t>
+      </w:r>
+      <w:r>
+        <w:rPr>
+          <w:rFonts w:eastAsia="Arial Unicode MS"/>
+          <w:b/>
+          <w:i/>
+          <w:color w:val="4A3A5C"/>
+          <w:sz w:val="21"/>
+        </w:rPr>
+        <w:t>P3 被量化</w:t>
+      </w:r>
+      <w:r>
+        <w:rPr>
+          <w:rFonts w:eastAsia="Arial Unicode MS"/>
+          <w:i/>
+          <w:color w:val="4A3A5C"/>
+          <w:sz w:val="21"/>
+        </w:rPr>
+        <w:t xml:space="preserve">（28%／46%／37%；Smad3 位点在上游 22 kb），新增 </w:t>
+      </w:r>
+      <w:r>
+        <w:rPr>
+          <w:rFonts w:eastAsia="Arial Unicode MS"/>
+          <w:b/>
+          <w:i/>
+          <w:color w:val="4A3A5C"/>
+          <w:sz w:val="21"/>
+        </w:rPr>
+        <w:t>P6</w:t>
+      </w:r>
+      <w:r>
+        <w:rPr>
+          <w:rFonts w:eastAsia="Arial Unicode MS"/>
+          <w:i/>
+          <w:color w:val="4A3A5C"/>
+          <w:sz w:val="21"/>
+        </w:rPr>
+        <w:t>（三成员丰度差 5–14 倍），</w:t>
+      </w:r>
+      <w:r>
+        <w:rPr>
+          <w:rFonts w:eastAsia="Arial Unicode MS"/>
+          <w:b/>
+          <w:i/>
+          <w:color w:val="4A3A5C"/>
+          <w:sz w:val="21"/>
+        </w:rPr>
+        <w:t>Aim 1 因此有了定量门槛</w:t>
+      </w:r>
+      <w:r>
+        <w:rPr>
+          <w:rFonts w:eastAsia="Arial Unicode MS"/>
+          <w:i/>
+          <w:color w:val="4A3A5C"/>
+          <w:sz w:val="21"/>
+        </w:rPr>
+        <w:t>而不只是方向性判断； · §13 的 W6/W7/W9 三篇换成可取全文的替代文献并</w:t>
+      </w:r>
+      <w:r>
+        <w:rPr>
+          <w:rFonts w:eastAsia="Arial Unicode MS"/>
+          <w:b/>
+          <w:i/>
+          <w:color w:val="4A3A5C"/>
+          <w:sz w:val="21"/>
+        </w:rPr>
+        <w:t>明示为 T2 降级</w:t>
+      </w:r>
+      <w:r>
+        <w:rPr>
+          <w:rFonts w:eastAsia="Arial Unicode MS"/>
+          <w:i/>
+          <w:color w:val="4A3A5C"/>
+          <w:sz w:val="21"/>
+        </w:rPr>
+        <w:t>；分层时间预算按实际层级重算为 39.5 小时（原写 33 小时，与它自己给出的每篇时长 26×60+28×25+14×10=40 h 不符，已改为按实际层级计算的值）； · §10 关闭「四栏待核对」这一缺口，并列出读全文后</w:t>
+      </w:r>
+      <w:r>
+        <w:rPr>
+          <w:rFonts w:eastAsia="Arial Unicode MS"/>
+          <w:b/>
+          <w:i/>
+          <w:color w:val="4A3A5C"/>
+          <w:sz w:val="21"/>
+        </w:rPr>
+        <w:t>新暴露的三处缺口</w:t>
+      </w:r>
+      <w:r>
+        <w:rPr>
+          <w:rFonts w:eastAsia="Arial Unicode MS"/>
+          <w:i/>
+          <w:color w:val="4A3A5C"/>
+          <w:sz w:val="21"/>
+        </w:rPr>
+        <w:t>（A 丰度不对称、B 归因约束、C 代谢记忆证据器官偏差）。</w:t>
       </w:r>
     </w:p>
     <w:p>
@@ -7758,12 +7915,353 @@
           </w:p>
         </w:tc>
       </w:tr>
+      <w:tr>
+        <w:tc>
+          <w:tcPr>
+            <w:tcW w:type="dxa" w:w="3400"/>
+          </w:tcPr>
+          <w:p>
+            <w:r/>
+            <w:r>
+              <w:rPr>
+                <w:rFonts w:eastAsia="Arial Unicode MS"/>
+                <w:b/>
+                <w:sz w:val="17"/>
+              </w:rPr>
+              <w:t>41542392</w:t>
+            </w:r>
+          </w:p>
+        </w:tc>
+        <w:tc>
+          <w:tcPr>
+            <w:tcW w:type="dxa" w:w="3400"/>
+          </w:tcPr>
+          <w:p>
+            <w:r/>
+            <w:r>
+              <w:rPr>
+                <w:rFonts w:eastAsia="Arial Unicode MS"/>
+                <w:b/>
+                <w:sz w:val="17"/>
+              </w:rPr>
+              <w:t>2026 — TDMD 的 E3 机制：ZSWIM8 对 trigger 配对复合体偏好 up to 70 倍；加侧翼序列后共沉淀效率再升 100 倍（3 nM vs 300 nM）</w:t>
+            </w:r>
+          </w:p>
+        </w:tc>
+        <w:tc>
+          <w:tcPr>
+            <w:tcW w:type="dxa" w:w="3400"/>
+          </w:tcPr>
+          <w:p>
+            <w:r/>
+            <w:r>
+              <w:rPr>
+                <w:rFonts w:eastAsia="Arial Unicode MS"/>
+                <w:b/>
+                <w:sz w:val="17"/>
+              </w:rPr>
+              <w:t>方向 1 的定量尺度</w:t>
+            </w:r>
+          </w:p>
+        </w:tc>
+      </w:tr>
+      <w:tr>
+        <w:tc>
+          <w:tcPr>
+            <w:tcW w:type="dxa" w:w="3400"/>
+          </w:tcPr>
+          <w:p>
+            <w:r/>
+            <w:r>
+              <w:rPr>
+                <w:rFonts w:eastAsia="Arial Unicode MS"/>
+                <w:b/>
+                <w:sz w:val="17"/>
+              </w:rPr>
+              <w:t>41542532</w:t>
+            </w:r>
+          </w:p>
+        </w:tc>
+        <w:tc>
+          <w:tcPr>
+            <w:tcW w:type="dxa" w:w="3400"/>
+          </w:tcPr>
+          <w:p>
+            <w:r/>
+            <w:r>
+              <w:rPr>
+                <w:rFonts w:eastAsia="Arial Unicode MS"/>
+                <w:b/>
+                <w:sz w:val="17"/>
+              </w:rPr>
+              <w:t>2026 — 线虫 EBAX-1（ZSWIM8 同源物）驱动 linker cell 非凋亡死亡（野生型 97% 降解，n=241）</w:t>
+            </w:r>
+          </w:p>
+        </w:tc>
+        <w:tc>
+          <w:tcPr>
+            <w:tcW w:type="dxa" w:w="3400"/>
+          </w:tcPr>
+          <w:p>
+            <w:r/>
+            <w:r>
+              <w:rPr>
+                <w:rFonts w:eastAsia="Arial Unicode MS"/>
+                <w:b/>
+                <w:sz w:val="17"/>
+              </w:rPr>
+              <w:t>⚠️ 归因约束：KO 表型 ≠ TDMD</w:t>
+            </w:r>
+          </w:p>
+        </w:tc>
+      </w:tr>
+      <w:tr>
+        <w:tc>
+          <w:tcPr>
+            <w:tcW w:type="dxa" w:w="3400"/>
+          </w:tcPr>
+          <w:p>
+            <w:r/>
+            <w:r>
+              <w:rPr>
+                <w:rFonts w:eastAsia="Arial Unicode MS"/>
+                <w:b/>
+                <w:sz w:val="17"/>
+              </w:rPr>
+              <w:t>22095944</w:t>
+            </w:r>
+          </w:p>
+        </w:tc>
+        <w:tc>
+          <w:tcPr>
+            <w:tcW w:type="dxa" w:w="3400"/>
+          </w:tcPr>
+          <w:p>
+            <w:r/>
+            <w:r>
+              <w:rPr>
+                <w:rFonts w:eastAsia="Arial Unicode MS"/>
+                <w:b/>
+                <w:sz w:val="17"/>
+              </w:rPr>
+              <w:t>*JASN* 2012 — TGF-β1 抑制 miR-29：系膜细胞中 29a/b/c 分别降 28%／46%／37%；三个成员丰度差 5–14 倍（Fig.1F）</w:t>
+            </w:r>
+          </w:p>
+        </w:tc>
+        <w:tc>
+          <w:tcPr>
+            <w:tcW w:type="dxa" w:w="3400"/>
+          </w:tcPr>
+          <w:p>
+            <w:r/>
+            <w:r>
+              <w:rPr>
+                <w:rFonts w:eastAsia="Arial Unicode MS"/>
+                <w:b/>
+                <w:sz w:val="17"/>
+              </w:rPr>
+              <w:t>方向 2 竞争解释 + 实验设计约束</w:t>
+            </w:r>
+          </w:p>
+        </w:tc>
+      </w:tr>
+      <w:tr>
+        <w:tc>
+          <w:tcPr>
+            <w:tcW w:type="dxa" w:w="3400"/>
+          </w:tcPr>
+          <w:p>
+            <w:r/>
+            <w:r>
+              <w:rPr>
+                <w:rFonts w:eastAsia="Arial Unicode MS"/>
+                <w:b/>
+                <w:sz w:val="17"/>
+              </w:rPr>
+              <w:t>39977234</w:t>
+            </w:r>
+          </w:p>
+        </w:tc>
+        <w:tc>
+          <w:tcPr>
+            <w:tcW w:type="dxa" w:w="3400"/>
+          </w:tcPr>
+          <w:p>
+            <w:r/>
+            <w:r>
+              <w:rPr>
+                <w:rFonts w:eastAsia="Arial Unicode MS"/>
+                <w:b/>
+                <w:sz w:val="17"/>
+              </w:rPr>
+              <w:t>*IBD* 2025 — 纤维狭窄型克罗恩转录组：81 个重叠 DEG（64 上/17 下），GREM1／SERPINE1／LY96 为狭窄特异候选，GREM1 经 scRNA-seq 定位于成纤维细胞</w:t>
+            </w:r>
+          </w:p>
+        </w:tc>
+        <w:tc>
+          <w:tcPr>
+            <w:tcW w:type="dxa" w:w="3400"/>
+          </w:tcPr>
+          <w:p>
+            <w:r/>
+            <w:r>
+              <w:rPr>
+                <w:rFonts w:eastAsia="Arial Unicode MS"/>
+                <w:b/>
+                <w:sz w:val="17"/>
+              </w:rPr>
+              <w:t>方向 2/4 的人源落点</w:t>
+            </w:r>
+          </w:p>
+        </w:tc>
+      </w:tr>
+      <w:tr>
+        <w:tc>
+          <w:tcPr>
+            <w:tcW w:type="dxa" w:w="3400"/>
+          </w:tcPr>
+          <w:p>
+            <w:r/>
+            <w:r>
+              <w:rPr>
+                <w:rFonts w:eastAsia="Arial Unicode MS"/>
+                <w:b/>
+                <w:sz w:val="17"/>
+              </w:rPr>
+              <w:t>41465114</w:t>
+            </w:r>
+          </w:p>
+        </w:tc>
+        <w:tc>
+          <w:tcPr>
+            <w:tcW w:type="dxa" w:w="3400"/>
+          </w:tcPr>
+          <w:p>
+            <w:r/>
+            <w:r>
+              <w:rPr>
+                <w:rFonts w:eastAsia="Arial Unicode MS"/>
+                <w:b/>
+                <w:sz w:val="17"/>
+              </w:rPr>
+              <w:t>*Genes* 2025 — 从代谢记忆到表观遗传记忆（替代 2010 年 Nat Rev Nephrol 版）</w:t>
+            </w:r>
+          </w:p>
+        </w:tc>
+        <w:tc>
+          <w:tcPr>
+            <w:tcW w:type="dxa" w:w="3400"/>
+          </w:tcPr>
+          <w:p>
+            <w:r/>
+            <w:r>
+              <w:rPr>
+                <w:rFonts w:eastAsia="Arial Unicode MS"/>
+                <w:b/>
+                <w:sz w:val="17"/>
+              </w:rPr>
+              <w:t>方向 1 疾病概念（更新版）</w:t>
+            </w:r>
+          </w:p>
+        </w:tc>
+      </w:tr>
     </w:tbl>
     <w:p>
       <w:r>
         <w:rPr>
           <w:sz w:val="8"/>
         </w:rPr>
+      </w:r>
+    </w:p>
+    <w:p>
+      <w:pPr>
+        <w:ind w:left="340"/>
+      </w:pPr>
+      <w:r>
+        <w:rPr>
+          <w:rFonts w:eastAsia="Arial Unicode MS"/>
+          <w:b/>
+          <w:i/>
+          <w:color w:val="4A3A5C"/>
+          <w:sz w:val="21"/>
+        </w:rPr>
+        <w:t>2026-09-29 更新 —— 这一节的粗排已被 §13 的逐周计划取代，且 68 篇笔记已全部按全文填好。</w:t>
+      </w:r>
+      <w:r>
+        <w:rPr>
+          <w:rFonts w:eastAsia="Arial Unicode MS"/>
+          <w:i/>
+          <w:color w:val="4A3A5C"/>
+          <w:sz w:val="21"/>
+        </w:rPr>
+        <w:t xml:space="preserve"> 68 篇 × 14 栏已无任何一栏标着「需读全文核对」：</w:t>
+      </w:r>
+      <w:r>
+        <w:rPr>
+          <w:rFonts w:eastAsia="Arial Unicode MS"/>
+          <w:b/>
+          <w:i/>
+          <w:color w:val="4A3A5C"/>
+          <w:sz w:val="21"/>
+        </w:rPr>
+        <w:t>43 篇</w:t>
+      </w:r>
+      <w:r>
+        <w:rPr>
+          <w:rFonts w:eastAsia="Arial Unicode MS"/>
+          <w:i/>
+          <w:color w:val="4A3A5C"/>
+          <w:sz w:val="21"/>
+        </w:rPr>
+        <w:t xml:space="preserve">来自 Europe PMC / NCBI PMC 开放全文， </w:t>
+      </w:r>
+      <w:r>
+        <w:rPr>
+          <w:rFonts w:eastAsia="Arial Unicode MS"/>
+          <w:b/>
+          <w:i/>
+          <w:color w:val="4A3A5C"/>
+          <w:sz w:val="21"/>
+        </w:rPr>
+        <w:t>22 篇</w:t>
+      </w:r>
+      <w:r>
+        <w:rPr>
+          <w:rFonts w:eastAsia="Arial Unicode MS"/>
+          <w:i/>
+          <w:color w:val="4A3A5C"/>
+          <w:sz w:val="21"/>
+        </w:rPr>
+        <w:t xml:space="preserve">来自我自己下载的 PDF（含 MMB 2141 第 40 章 Phos-tag SDS-PAGE、MMB 3059 第 9 章肠类器官方案）， </w:t>
+      </w:r>
+      <w:r>
+        <w:rPr>
+          <w:rFonts w:eastAsia="Arial Unicode MS"/>
+          <w:b/>
+          <w:i/>
+          <w:color w:val="4A3A5C"/>
+          <w:sz w:val="21"/>
+        </w:rPr>
+        <w:t>3 篇</w:t>
+      </w:r>
+      <w:r>
+        <w:rPr>
+          <w:rFonts w:eastAsia="Arial Unicode MS"/>
+          <w:i/>
+          <w:color w:val="4A3A5C"/>
+          <w:sz w:val="21"/>
+        </w:rPr>
+        <w:t xml:space="preserve">因原文无开放全文换成了同角色替代文献（层级一并降为 T2，不当等价替换）。 核对方式：开放全文那 43 篇里 ⑭栏引用的 127 个 PMID 全部出自该文自己的参考文献表； PDF 篇与替代篇的引用标题全部能在该文全文逐字回查到；③栏图号全部能对应。 </w:t>
+      </w:r>
+      <w:r>
+        <w:rPr>
+          <w:rFonts w:eastAsia="Arial Unicode MS"/>
+          <w:b/>
+          <w:i/>
+          <w:color w:val="4A3A5C"/>
+          <w:sz w:val="21"/>
+        </w:rPr>
+        <w:t>所以下面这张 6 段式粗排只作为背景保留，实际执行按 §13.1 的十二周表。</w:t>
       </w:r>
     </w:p>
     <w:p>
@@ -7778,7 +8276,7 @@
           <w:color w:val="333333"/>
           <w:sz w:val="24"/>
         </w:rPr>
-        <w:t>阅读顺序与时间安排 / Reading order and time budget</w:t>
+        <w:t>阅读顺序与时间安排（粗排，已被 §13 取代）/ Reading order and time budget</w:t>
       </w:r>
     </w:p>
     <w:p>
@@ -11185,95 +11683,24 @@
           <w:b/>
           <w:sz w:val="21"/>
         </w:rPr>
-        <w:t>明确属于推测、不是从你资料推出的结论：</w:t>
+        <w:t>2026-09-29 已关闭的一处缺口：</w:t>
+      </w:r>
+      <w:r>
+        <w:rPr>
+          <w:rFonts w:eastAsia="Arial Unicode MS"/>
+          <w:sz w:val="21"/>
+        </w:rPr>
+        <w:t xml:space="preserve"> 阅读计划里那 68 篇的「关键图与可信度／做了漏了哪些对照／效应量／要排队的参考文献」四栏此前标着「需读全文核对」——现已全部按全文填写（43 篇开放全文 + 22 篇你下载的 PDF + 3 篇替代文献），并做了两道机械核对（引用的 127 个 PMID 全部出自各文自己的参考文献表；PDF 篇与替代篇的引用标题可在全文逐字回查）。另把 4 处「对作者/单位的猜测」按全文作者名单改写成实证或「全文未给出」。</w:t>
       </w:r>
     </w:p>
     <w:p>
-      <w:pPr>
-        <w:pStyle w:val="ListNumber"/>
-      </w:pPr>
-      <w:r>
-        <w:rPr>
-          <w:rFonts w:eastAsia="Arial Unicode MS"/>
-          <w:sz w:val="21"/>
-        </w:rPr>
-        <w:t>第 2 节所有「领域进展/热点/空白/趋势」出自我的领域知识；</w:t>
-      </w:r>
-    </w:p>
-    <w:p>
-      <w:pPr>
-        <w:pStyle w:val="ListNumber"/>
-      </w:pPr>
-      <w:r>
-        <w:rPr>
-          <w:rFonts w:eastAsia="Arial Unicode MS"/>
-          <w:sz w:val="21"/>
-        </w:rPr>
-        <w:t>第 4 节的可持续性评分是</w:t>
-      </w:r>
       <w:r>
         <w:rPr>
           <w:rFonts w:eastAsia="Arial Unicode MS"/>
           <w:b/>
           <w:sz w:val="21"/>
         </w:rPr>
-        <w:t>我的主观量化</w:t>
-      </w:r>
-      <w:r>
-        <w:rPr>
-          <w:rFonts w:eastAsia="Arial Unicode MS"/>
-          <w:sz w:val="21"/>
-        </w:rPr>
-        <w:t>，不是客观指标；</w:t>
-      </w:r>
-    </w:p>
-    <w:p>
-      <w:pPr>
-        <w:pStyle w:val="ListNumber"/>
-      </w:pPr>
-      <w:r>
-        <w:rPr>
-          <w:rFonts w:eastAsia="Arial Unicode MS"/>
-          <w:sz w:val="21"/>
-        </w:rPr>
-        <w:t>方向 1 的机制假设与 S608/S609 位点预测是</w:t>
-      </w:r>
-      <w:r>
-        <w:rPr>
-          <w:rFonts w:eastAsia="Arial Unicode MS"/>
-          <w:b/>
-          <w:sz w:val="21"/>
-        </w:rPr>
-        <w:t>假设生成级</w:t>
-      </w:r>
-      <w:r>
-        <w:rPr>
-          <w:rFonts w:eastAsia="Arial Unicode MS"/>
-          <w:sz w:val="21"/>
-        </w:rPr>
-        <w:t>（来自本项目自建的透明 PSSM，分值本身不构成证据）；</w:t>
-      </w:r>
-    </w:p>
-    <w:p>
-      <w:pPr>
-        <w:pStyle w:val="ListNumber"/>
-      </w:pPr>
-      <w:r>
-        <w:rPr>
-          <w:rFonts w:eastAsia="Arial Unicode MS"/>
-          <w:sz w:val="21"/>
-        </w:rPr>
-        <w:t>各方向的产出时间（9–12 个月、12–18 个月等）是基于常规实验周期的估计。</w:t>
-      </w:r>
-    </w:p>
-    <w:p>
-      <w:r>
-        <w:rPr>
-          <w:rFonts w:eastAsia="Arial Unicode MS"/>
-          <w:b/>
-          <w:sz w:val="21"/>
-        </w:rPr>
-        <w:t>需要你补充的材料（按重要性排序）：</w:t>
+        <w:t>读全文后新暴露的三处缺口（此前看摘要看不出来）：</w:t>
       </w:r>
     </w:p>
     <w:tbl>
@@ -11325,7 +11752,7 @@
                 <w:b/>
                 <w:sz w:val="17"/>
               </w:rPr>
-              <w:t>缺什么</w:t>
+              <w:t>新缺口</w:t>
             </w:r>
           </w:p>
         </w:tc>
@@ -11345,7 +11772,7 @@
                 <w:b/>
                 <w:sz w:val="17"/>
               </w:rPr>
-              <w:t>为什么要</w:t>
+              <w:t>影响哪一节</w:t>
             </w:r>
           </w:p>
         </w:tc>
@@ -11362,7 +11789,7 @@
                 <w:rFonts w:eastAsia="Arial Unicode MS"/>
                 <w:sz w:val="17"/>
               </w:rPr>
-              <w:t>1</w:t>
+              <w:t>A</w:t>
             </w:r>
           </w:p>
         </w:tc>
@@ -11378,14 +11805,14 @@
                 <w:b/>
                 <w:sz w:val="17"/>
               </w:rPr>
-              <w:t>Lai lab 对你 side project 的授权边界</w:t>
-            </w:r>
-            <w:r>
-              <w:rPr>
-                <w:rFonts w:eastAsia="Arial Unicode MS"/>
-                <w:sz w:val="17"/>
-              </w:rPr>
-              <w:t>——问题归属、数据能否带走</w:t>
+              <w:t>miR-29 三个成员丰度差 5–14 倍</w:t>
+            </w:r>
+            <w:r>
+              <w:rPr>
+                <w:rFonts w:eastAsia="Arial Unicode MS"/>
+                <w:sz w:val="17"/>
+              </w:rPr>
+              <w:t>（PMID 22095944 Fig.1F），文献普遍用合并读出</w:t>
             </w:r>
           </w:p>
         </w:tc>
@@ -11400,7 +11827,7 @@
                 <w:rFonts w:eastAsia="Arial Unicode MS"/>
                 <w:sz w:val="17"/>
               </w:rPr>
-              <w:t>这是第 8 节整张表的单点故障，也决定「独立性」叙事能否成立</w:t>
+              <w:t>§12 方向 2 Aim 1 的样本量与内参必须按最低丰度成员定</w:t>
             </w:r>
           </w:p>
         </w:tc>
@@ -11417,7 +11844,7 @@
                 <w:rFonts w:eastAsia="Arial Unicode MS"/>
                 <w:sz w:val="17"/>
               </w:rPr>
-              <w:t>2</w:t>
+              <w:t>B</w:t>
             </w:r>
           </w:p>
         </w:tc>
@@ -11433,14 +11860,14 @@
                 <w:b/>
                 <w:sz w:val="17"/>
               </w:rPr>
-              <w:t>你的签证/身份状态</w:t>
-            </w:r>
-            <w:r>
-              <w:rPr>
-                <w:rFonts w:eastAsia="Arial Unicode MS"/>
-                <w:sz w:val="17"/>
-              </w:rPr>
-              <w:t>（H-1B？J-1？绿卡进程？）</w:t>
+              <w:t>ZSWIM8 的线虫同源物 EBAX-1 有非 TDMD 功能</w:t>
+            </w:r>
+            <w:r>
+              <w:rPr>
+                <w:rFonts w:eastAsia="Arial Unicode MS"/>
+                <w:sz w:val="17"/>
+              </w:rPr>
+              <w:t>（驱动 linker cell 非凋亡死亡，PMID 41542532）</w:t>
             </w:r>
           </w:p>
         </w:tc>
@@ -11455,7 +11882,7 @@
                 <w:rFonts w:eastAsia="Arial Unicode MS"/>
                 <w:sz w:val="17"/>
               </w:rPr>
-              <w:t>直接决定美国路径（K99 已基本关门、F32 需公民/绿卡）是否还有意义，以及亚洲路径的时间窗</w:t>
+              <w:t>§12 方向 1 Aim 3：KO 表型不能直接归因于 TDMD，必须补底物层证据</w:t>
             </w:r>
           </w:p>
         </w:tc>
@@ -11472,7 +11899,7 @@
                 <w:rFonts w:eastAsia="Arial Unicode MS"/>
                 <w:sz w:val="17"/>
               </w:rPr>
-              <w:t>3</w:t>
+              <w:t>C</w:t>
             </w:r>
           </w:p>
         </w:tc>
@@ -11488,7 +11915,14 @@
                 <w:b/>
                 <w:sz w:val="17"/>
               </w:rPr>
-              <w:t>手上真实的未发表数据清单</w:t>
+              <w:t>代谢记忆那条线的证据基础主要来自视网膜/内皮细胞</w:t>
+            </w:r>
+            <w:r>
+              <w:rPr>
+                <w:rFonts w:eastAsia="Arial Unicode MS"/>
+                <w:sz w:val="17"/>
+              </w:rPr>
+              <w:t>，PMID 41465114 全文未涉及任何 miRNA 稳态蛋白</w:t>
             </w:r>
           </w:p>
         </w:tc>
@@ -11503,7 +11937,187 @@
                 <w:rFonts w:eastAsia="Arial Unicode MS"/>
                 <w:sz w:val="17"/>
               </w:rPr>
-              <w:t>你此前明确说 ZSWIM8 方向无未发表数据；若其他方向有，能大幅改变 Q1–Q2 的排期</w:t>
+              <w:t>§12 方向 1 的疾病叙事仍缺器官特异（肾小管/胰岛）的复糖-撤糖对照文献</w:t>
+            </w:r>
+          </w:p>
+        </w:tc>
+      </w:tr>
+    </w:tbl>
+    <w:p>
+      <w:r>
+        <w:rPr>
+          <w:sz w:val="8"/>
+        </w:rPr>
+      </w:r>
+    </w:p>
+    <w:p>
+      <w:r>
+        <w:rPr>
+          <w:rFonts w:eastAsia="Arial Unicode MS"/>
+          <w:b/>
+          <w:sz w:val="21"/>
+        </w:rPr>
+        <w:t>明确属于推测、不是从你资料推出的结论：</w:t>
+      </w:r>
+    </w:p>
+    <w:p>
+      <w:pPr>
+        <w:pStyle w:val="ListNumber"/>
+      </w:pPr>
+      <w:r>
+        <w:rPr>
+          <w:rFonts w:eastAsia="Arial Unicode MS"/>
+          <w:sz w:val="21"/>
+        </w:rPr>
+        <w:t>第 2 节所有「领域进展/热点/空白/趋势」出自我的领域知识；</w:t>
+      </w:r>
+    </w:p>
+    <w:p>
+      <w:pPr>
+        <w:pStyle w:val="ListNumber"/>
+      </w:pPr>
+      <w:r>
+        <w:rPr>
+          <w:rFonts w:eastAsia="Arial Unicode MS"/>
+          <w:sz w:val="21"/>
+        </w:rPr>
+        <w:t>第 4 节的可持续性评分是</w:t>
+      </w:r>
+      <w:r>
+        <w:rPr>
+          <w:rFonts w:eastAsia="Arial Unicode MS"/>
+          <w:b/>
+          <w:sz w:val="21"/>
+        </w:rPr>
+        <w:t>我的主观量化</w:t>
+      </w:r>
+      <w:r>
+        <w:rPr>
+          <w:rFonts w:eastAsia="Arial Unicode MS"/>
+          <w:sz w:val="21"/>
+        </w:rPr>
+        <w:t>，不是客观指标；</w:t>
+      </w:r>
+    </w:p>
+    <w:p>
+      <w:pPr>
+        <w:pStyle w:val="ListNumber"/>
+      </w:pPr>
+      <w:r>
+        <w:rPr>
+          <w:rFonts w:eastAsia="Arial Unicode MS"/>
+          <w:sz w:val="21"/>
+        </w:rPr>
+        <w:t>方向 1 的机制假设与 S608/S609 位点预测是</w:t>
+      </w:r>
+      <w:r>
+        <w:rPr>
+          <w:rFonts w:eastAsia="Arial Unicode MS"/>
+          <w:b/>
+          <w:sz w:val="21"/>
+        </w:rPr>
+        <w:t>假设生成级</w:t>
+      </w:r>
+      <w:r>
+        <w:rPr>
+          <w:rFonts w:eastAsia="Arial Unicode MS"/>
+          <w:sz w:val="21"/>
+        </w:rPr>
+        <w:t>（来自本项目自建的透明 PSSM，分值本身不构成证据）；</w:t>
+      </w:r>
+    </w:p>
+    <w:p>
+      <w:pPr>
+        <w:pStyle w:val="ListNumber"/>
+      </w:pPr>
+      <w:r>
+        <w:rPr>
+          <w:rFonts w:eastAsia="Arial Unicode MS"/>
+          <w:sz w:val="21"/>
+        </w:rPr>
+        <w:t>各方向的产出时间（9–12 个月、12–18 个月等）是基于常规实验周期的估计。</w:t>
+      </w:r>
+    </w:p>
+    <w:p>
+      <w:r>
+        <w:rPr>
+          <w:rFonts w:eastAsia="Arial Unicode MS"/>
+          <w:b/>
+          <w:sz w:val="21"/>
+        </w:rPr>
+        <w:t>需要你补充的材料（按重要性排序）：</w:t>
+      </w:r>
+    </w:p>
+    <w:tbl>
+      <w:tblPr>
+        <w:tblStyle w:val="LightGrid-Accent1"/>
+        <w:tblW w:type="auto" w:w="0"/>
+        <w:tblLayout w:type="autofit"/>
+        <w:tblLook w:firstColumn="1" w:firstRow="1" w:lastColumn="0" w:lastRow="0" w:noHBand="0" w:noVBand="1" w:val="04A0"/>
+      </w:tblPr>
+      <w:tblGrid>
+        <w:gridCol w:w="3400"/>
+        <w:gridCol w:w="3400"/>
+        <w:gridCol w:w="3400"/>
+      </w:tblGrid>
+      <w:tr>
+        <w:tc>
+          <w:tcPr>
+            <w:tcW w:type="dxa" w:w="3400"/>
+          </w:tcPr>
+          <w:p>
+            <w:r>
+              <w:rPr>
+                <w:b/>
+              </w:rPr>
+            </w:r>
+            <w:r>
+              <w:rPr>
+                <w:rFonts w:eastAsia="Arial Unicode MS"/>
+                <w:b/>
+                <w:sz w:val="17"/>
+              </w:rPr>
+              <w:t>#</w:t>
+            </w:r>
+          </w:p>
+        </w:tc>
+        <w:tc>
+          <w:tcPr>
+            <w:tcW w:type="dxa" w:w="3400"/>
+          </w:tcPr>
+          <w:p>
+            <w:r>
+              <w:rPr>
+                <w:b/>
+              </w:rPr>
+            </w:r>
+            <w:r>
+              <w:rPr>
+                <w:rFonts w:eastAsia="Arial Unicode MS"/>
+                <w:b/>
+                <w:sz w:val="17"/>
+              </w:rPr>
+              <w:t>缺什么</w:t>
+            </w:r>
+          </w:p>
+        </w:tc>
+        <w:tc>
+          <w:tcPr>
+            <w:tcW w:type="dxa" w:w="3400"/>
+          </w:tcPr>
+          <w:p>
+            <w:r>
+              <w:rPr>
+                <w:b/>
+              </w:rPr>
+            </w:r>
+            <w:r>
+              <w:rPr>
+                <w:rFonts w:eastAsia="Arial Unicode MS"/>
+                <w:b/>
+                <w:sz w:val="17"/>
+              </w:rPr>
+              <w:t>为什么要</w:t>
             </w:r>
           </w:p>
         </w:tc>
@@ -11520,6 +12134,164 @@
                 <w:rFonts w:eastAsia="Arial Unicode MS"/>
                 <w:sz w:val="17"/>
               </w:rPr>
+              <w:t>1</w:t>
+            </w:r>
+          </w:p>
+        </w:tc>
+        <w:tc>
+          <w:tcPr>
+            <w:tcW w:type="dxa" w:w="3400"/>
+          </w:tcPr>
+          <w:p>
+            <w:r/>
+            <w:r>
+              <w:rPr>
+                <w:rFonts w:eastAsia="Arial Unicode MS"/>
+                <w:b/>
+                <w:sz w:val="17"/>
+              </w:rPr>
+              <w:t>Lai lab 对你 side project 的授权边界</w:t>
+            </w:r>
+            <w:r>
+              <w:rPr>
+                <w:rFonts w:eastAsia="Arial Unicode MS"/>
+                <w:sz w:val="17"/>
+              </w:rPr>
+              <w:t>——问题归属、数据能否带走</w:t>
+            </w:r>
+          </w:p>
+        </w:tc>
+        <w:tc>
+          <w:tcPr>
+            <w:tcW w:type="dxa" w:w="3400"/>
+          </w:tcPr>
+          <w:p>
+            <w:r/>
+            <w:r>
+              <w:rPr>
+                <w:rFonts w:eastAsia="Arial Unicode MS"/>
+                <w:sz w:val="17"/>
+              </w:rPr>
+              <w:t>这是第 8 节整张表的单点故障，也决定「独立性」叙事能否成立</w:t>
+            </w:r>
+          </w:p>
+        </w:tc>
+      </w:tr>
+      <w:tr>
+        <w:tc>
+          <w:tcPr>
+            <w:tcW w:type="dxa" w:w="3400"/>
+          </w:tcPr>
+          <w:p>
+            <w:r/>
+            <w:r>
+              <w:rPr>
+                <w:rFonts w:eastAsia="Arial Unicode MS"/>
+                <w:sz w:val="17"/>
+              </w:rPr>
+              <w:t>2</w:t>
+            </w:r>
+          </w:p>
+        </w:tc>
+        <w:tc>
+          <w:tcPr>
+            <w:tcW w:type="dxa" w:w="3400"/>
+          </w:tcPr>
+          <w:p>
+            <w:r/>
+            <w:r>
+              <w:rPr>
+                <w:rFonts w:eastAsia="Arial Unicode MS"/>
+                <w:b/>
+                <w:sz w:val="17"/>
+              </w:rPr>
+              <w:t>你的签证/身份状态</w:t>
+            </w:r>
+            <w:r>
+              <w:rPr>
+                <w:rFonts w:eastAsia="Arial Unicode MS"/>
+                <w:sz w:val="17"/>
+              </w:rPr>
+              <w:t>（H-1B？J-1？绿卡进程？）</w:t>
+            </w:r>
+          </w:p>
+        </w:tc>
+        <w:tc>
+          <w:tcPr>
+            <w:tcW w:type="dxa" w:w="3400"/>
+          </w:tcPr>
+          <w:p>
+            <w:r/>
+            <w:r>
+              <w:rPr>
+                <w:rFonts w:eastAsia="Arial Unicode MS"/>
+                <w:sz w:val="17"/>
+              </w:rPr>
+              <w:t>直接决定美国路径（K99 已基本关门、F32 需公民/绿卡）是否还有意义，以及亚洲路径的时间窗</w:t>
+            </w:r>
+          </w:p>
+        </w:tc>
+      </w:tr>
+      <w:tr>
+        <w:tc>
+          <w:tcPr>
+            <w:tcW w:type="dxa" w:w="3400"/>
+          </w:tcPr>
+          <w:p>
+            <w:r/>
+            <w:r>
+              <w:rPr>
+                <w:rFonts w:eastAsia="Arial Unicode MS"/>
+                <w:sz w:val="17"/>
+              </w:rPr>
+              <w:t>3</w:t>
+            </w:r>
+          </w:p>
+        </w:tc>
+        <w:tc>
+          <w:tcPr>
+            <w:tcW w:type="dxa" w:w="3400"/>
+          </w:tcPr>
+          <w:p>
+            <w:r/>
+            <w:r>
+              <w:rPr>
+                <w:rFonts w:eastAsia="Arial Unicode MS"/>
+                <w:b/>
+                <w:sz w:val="17"/>
+              </w:rPr>
+              <w:t>手上真实的未发表数据清单</w:t>
+            </w:r>
+          </w:p>
+        </w:tc>
+        <w:tc>
+          <w:tcPr>
+            <w:tcW w:type="dxa" w:w="3400"/>
+          </w:tcPr>
+          <w:p>
+            <w:r/>
+            <w:r>
+              <w:rPr>
+                <w:rFonts w:eastAsia="Arial Unicode MS"/>
+                <w:sz w:val="17"/>
+              </w:rPr>
+              <w:t>你此前明确说 ZSWIM8 方向无未发表数据；若其他方向有，能大幅改变 Q1–Q2 的排期</w:t>
+            </w:r>
+          </w:p>
+        </w:tc>
+      </w:tr>
+      <w:tr>
+        <w:tc>
+          <w:tcPr>
+            <w:tcW w:type="dxa" w:w="3400"/>
+          </w:tcPr>
+          <w:p>
+            <w:r/>
+            <w:r>
+              <w:rPr>
+                <w:rFonts w:eastAsia="Arial Unicode MS"/>
+                <w:sz w:val="17"/>
+              </w:rPr>
               <w:t>4</w:t>
             </w:r>
           </w:p>
@@ -11559,6 +12331,61 @@
                 <w:sz w:val="17"/>
               </w:rPr>
               <w:t>方向 2「零成本起步」完全依赖这一点</w:t>
+            </w:r>
+          </w:p>
+        </w:tc>
+      </w:tr>
+      <w:tr>
+        <w:tc>
+          <w:tcPr>
+            <w:tcW w:type="dxa" w:w="3400"/>
+          </w:tcPr>
+          <w:p>
+            <w:r/>
+            <w:r>
+              <w:rPr>
+                <w:rFonts w:eastAsia="Arial Unicode MS"/>
+                <w:sz w:val="17"/>
+              </w:rPr>
+              <w:t>4b</w:t>
+            </w:r>
+          </w:p>
+        </w:tc>
+        <w:tc>
+          <w:tcPr>
+            <w:tcW w:type="dxa" w:w="3400"/>
+          </w:tcPr>
+          <w:p>
+            <w:r/>
+            <w:r>
+              <w:rPr>
+                <w:rFonts w:eastAsia="Arial Unicode MS"/>
+                <w:b/>
+                <w:sz w:val="17"/>
+              </w:rPr>
+              <w:t>那 3 篇无开放全文的原文</w:t>
+            </w:r>
+            <w:r>
+              <w:rPr>
+                <w:rFonts w:eastAsia="Arial Unicode MS"/>
+                <w:sz w:val="17"/>
+              </w:rPr>
+              <w:t>（20201077 硬化症 miR-29、20421885 代谢记忆综述、42622514 狭窄型克罗恩蛋白质组）——MSKCC 订阅能否取到</w:t>
+            </w:r>
+          </w:p>
+        </w:tc>
+        <w:tc>
+          <w:tcPr>
+            <w:tcW w:type="dxa" w:w="3400"/>
+          </w:tcPr>
+          <w:p>
+            <w:r/>
+            <w:r>
+              <w:rPr>
+                <w:rFonts w:eastAsia="Arial Unicode MS"/>
+                <w:sz w:val="17"/>
+              </w:rPr>
+              <w:t>取到后可把替代文献换回原文并恢复层级；替代只是让计划不断档</w:t>
             </w:r>
           </w:p>
         </w:tc>
@@ -13012,9 +13839,10 @@
             <w:r>
               <w:rPr>
                 <w:rFonts w:eastAsia="Arial Unicode MS"/>
-                <w:sz w:val="17"/>
-              </w:rPr>
-              <w:t>P3</w:t>
+                <w:b/>
+                <w:sz w:val="17"/>
+              </w:rPr>
+              <w:t>P2b</w:t>
             </w:r>
           </w:p>
         </w:tc>
@@ -13027,9 +13855,10 @@
             <w:r>
               <w:rPr>
                 <w:rFonts w:eastAsia="Arial Unicode MS"/>
-                <w:sz w:val="17"/>
-              </w:rPr>
-              <w:t>AGO2 亦可保护 miRNA 免于 TDMD —— 降解/保护是可调平衡</w:t>
+                <w:b/>
+                <w:sz w:val="17"/>
+              </w:rPr>
+              <w:t>机器的靶标判别有定量尺度：ZSWIM8 对「trigger 配对」复合体的共沉淀偏好达 up to 70 倍；加入 trigger 侧翼序列（+85 nt）后共沉淀效率再提升 100 倍——无侧翼需 300 nM ZSWIM8 才达 15% pulldown，有侧翼仅需 3 nM</w:t>
             </w:r>
           </w:p>
         </w:tc>
@@ -13057,9 +13886,10 @@
             <w:r>
               <w:rPr>
                 <w:rFonts w:eastAsia="Arial Unicode MS"/>
-                <w:sz w:val="17"/>
-              </w:rPr>
-              <w:t>PMID 33853897</w:t>
+                <w:b/>
+                <w:sz w:val="17"/>
+              </w:rPr>
+              <w:t>PMID 41542392（Farnung &amp; Slobodyanyuk，通讯 Schulman/Bartel）Fig 1e/1f。对我的意义：这给了 Aim 2 体外重构的动态范围（3 nM–300 nM 两个数量级），磷酸化若改变判别效率，应能在这个窗口内读出</w:t>
             </w:r>
           </w:p>
         </w:tc>
@@ -13076,7 +13906,7 @@
                 <w:rFonts w:eastAsia="Arial Unicode MS"/>
                 <w:sz w:val="17"/>
               </w:rPr>
-              <w:t>P4</w:t>
+              <w:t>P3</w:t>
             </w:r>
           </w:p>
         </w:tc>
@@ -13091,7 +13921,7 @@
                 <w:rFonts w:eastAsia="Arial Unicode MS"/>
                 <w:sz w:val="17"/>
               </w:rPr>
-              <w:t>AMPK 底物基序为 −3/−4 碱性 + +4 疏水</w:t>
+              <w:t>AGO2 亦可保护 miRNA 免于 TDMD —— 降解/保护是可调平衡</w:t>
             </w:r>
           </w:p>
         </w:tc>
@@ -13121,7 +13951,7 @@
                 <w:rFonts w:eastAsia="Arial Unicode MS"/>
                 <w:sz w:val="17"/>
               </w:rPr>
-              <w:t>PMID 7698321（原始生化）；PMID 25683918（基序亲和 + 质谱发现流程）</w:t>
+              <w:t>PMID 33853897</w:t>
             </w:r>
           </w:p>
         </w:tc>
@@ -13138,7 +13968,7 @@
                 <w:rFonts w:eastAsia="Arial Unicode MS"/>
                 <w:sz w:val="17"/>
               </w:rPr>
-              <w:t>P5</w:t>
+              <w:t>P4</w:t>
             </w:r>
           </w:p>
         </w:tc>
@@ -13153,7 +13983,7 @@
                 <w:rFonts w:eastAsia="Arial Unicode MS"/>
                 <w:sz w:val="17"/>
               </w:rPr>
-              <w:t>ZSWIM8-S608/S609 落在该基序内、且处于无序区（易被激酶接近）</w:t>
+              <w:t>AMPK 底物基序为 −3/−4 碱性 + +4 疏水</w:t>
             </w:r>
           </w:p>
         </w:tc>
@@ -13168,7 +13998,7 @@
                 <w:rFonts w:ascii="Consolas" w:hAnsi="Consolas" w:eastAsia="Arial Unicode MS"/>
                 <w:sz w:val="15"/>
               </w:rPr>
-              <w:t>[本项目计算]</w:t>
+              <w:t>[已发表]</w:t>
             </w:r>
           </w:p>
         </w:tc>
@@ -13183,15 +14013,7 @@
                 <w:rFonts w:eastAsia="Arial Unicode MS"/>
                 <w:sz w:val="17"/>
               </w:rPr>
-              <w:t>自建透明 PSSM：S609 98.3 百分位 / S608 96.4 / S1202 82.7。</w:t>
-            </w:r>
-            <w:r>
-              <w:rPr>
-                <w:rFonts w:eastAsia="Arial Unicode MS"/>
-                <w:b/>
-                <w:sz w:val="17"/>
-              </w:rPr>
-              <w:t>分值本身不构成证据</w:t>
+              <w:t>PMID 7698321（原始生化）；PMID 25683918（基序亲和 + 质谱发现流程）</w:t>
             </w:r>
           </w:p>
         </w:tc>
@@ -13208,7 +14030,7 @@
                 <w:rFonts w:eastAsia="Arial Unicode MS"/>
                 <w:sz w:val="17"/>
               </w:rPr>
-              <w:t>P6</w:t>
+              <w:t>P5</w:t>
             </w:r>
           </w:p>
         </w:tc>
@@ -13223,7 +14045,7 @@
                 <w:rFonts w:eastAsia="Arial Unicode MS"/>
                 <w:sz w:val="17"/>
               </w:rPr>
-              <w:t>代谢记忆存在且具表观遗传基础</w:t>
+              <w:t>ZSWIM8-S608/S609 落在该基序内、且处于无序区（易被激酶接近）</w:t>
             </w:r>
           </w:p>
         </w:tc>
@@ -13238,7 +14060,7 @@
                 <w:rFonts w:ascii="Consolas" w:hAnsi="Consolas" w:eastAsia="Arial Unicode MS"/>
                 <w:sz w:val="15"/>
               </w:rPr>
-              <w:t>[已发表]</w:t>
+              <w:t>[本项目计算]</w:t>
             </w:r>
           </w:p>
         </w:tc>
@@ -13253,7 +14075,15 @@
                 <w:rFonts w:eastAsia="Arial Unicode MS"/>
                 <w:sz w:val="17"/>
               </w:rPr>
-              <w:t>PMID 25481708；PMID 42321894（2026 综述，miRNA 与高血糖代谢记忆）</w:t>
+              <w:t>自建透明 PSSM：S609 98.3 百分位 / S608 96.4 / S1202 82.7。</w:t>
+            </w:r>
+            <w:r>
+              <w:rPr>
+                <w:rFonts w:eastAsia="Arial Unicode MS"/>
+                <w:b/>
+                <w:sz w:val="17"/>
+              </w:rPr>
+              <w:t>分值本身不构成证据</w:t>
             </w:r>
           </w:p>
         </w:tc>
@@ -13270,7 +14100,7 @@
                 <w:rFonts w:eastAsia="Arial Unicode MS"/>
                 <w:sz w:val="17"/>
               </w:rPr>
-              <w:t>P7</w:t>
+              <w:t>P6</w:t>
             </w:r>
           </w:p>
         </w:tc>
@@ -13285,15 +14115,7 @@
                 <w:rFonts w:eastAsia="Arial Unicode MS"/>
                 <w:sz w:val="17"/>
               </w:rPr>
-              <w:t xml:space="preserve">上游信号如何调控 miRNA 降解机器 —— </w:t>
-            </w:r>
-            <w:r>
-              <w:rPr>
-                <w:rFonts w:eastAsia="Arial Unicode MS"/>
-                <w:b/>
-                <w:sz w:val="17"/>
-              </w:rPr>
-              <w:t>几乎空白</w:t>
+              <w:t>代谢记忆存在且具表观遗传基础</w:t>
             </w:r>
           </w:p>
         </w:tc>
@@ -13308,6 +14130,76 @@
                 <w:rFonts w:ascii="Consolas" w:hAnsi="Consolas" w:eastAsia="Arial Unicode MS"/>
                 <w:sz w:val="15"/>
               </w:rPr>
+              <w:t>[已发表]</w:t>
+            </w:r>
+          </w:p>
+        </w:tc>
+        <w:tc>
+          <w:tcPr>
+            <w:tcW w:type="dxa" w:w="2550"/>
+          </w:tcPr>
+          <w:p>
+            <w:r/>
+            <w:r>
+              <w:rPr>
+                <w:rFonts w:eastAsia="Arial Unicode MS"/>
+                <w:sz w:val="17"/>
+              </w:rPr>
+              <w:t>PMID 25481708；PMID 42321894（2026 综述，miRNA 与高血糖代谢记忆）</w:t>
+            </w:r>
+          </w:p>
+        </w:tc>
+      </w:tr>
+      <w:tr>
+        <w:tc>
+          <w:tcPr>
+            <w:tcW w:type="dxa" w:w="2550"/>
+          </w:tcPr>
+          <w:p>
+            <w:r/>
+            <w:r>
+              <w:rPr>
+                <w:rFonts w:eastAsia="Arial Unicode MS"/>
+                <w:sz w:val="17"/>
+              </w:rPr>
+              <w:t>P7</w:t>
+            </w:r>
+          </w:p>
+        </w:tc>
+        <w:tc>
+          <w:tcPr>
+            <w:tcW w:type="dxa" w:w="2550"/>
+          </w:tcPr>
+          <w:p>
+            <w:r/>
+            <w:r>
+              <w:rPr>
+                <w:rFonts w:eastAsia="Arial Unicode MS"/>
+                <w:sz w:val="17"/>
+              </w:rPr>
+              <w:t xml:space="preserve">上游信号如何调控 miRNA 降解机器 —— </w:t>
+            </w:r>
+            <w:r>
+              <w:rPr>
+                <w:rFonts w:eastAsia="Arial Unicode MS"/>
+                <w:b/>
+                <w:sz w:val="17"/>
+              </w:rPr>
+              <w:t>几乎空白</w:t>
+            </w:r>
+          </w:p>
+        </w:tc>
+        <w:tc>
+          <w:tcPr>
+            <w:tcW w:type="dxa" w:w="2550"/>
+          </w:tcPr>
+          <w:p>
+            <w:r/>
+            <w:r>
+              <w:rPr>
+                <w:rFonts w:ascii="Consolas" w:hAnsi="Consolas" w:eastAsia="Arial Unicode MS"/>
+                <w:sz w:val="15"/>
+              </w:rPr>
               <w:t>[待测]</w:t>
             </w:r>
           </w:p>
@@ -13324,6 +14216,71 @@
                 <w:sz w:val="17"/>
               </w:rPr>
               <w:t>AMPK 已知底物分类中几乎没有 RNA 结合蛋白（PMID 26616193）</w:t>
+            </w:r>
+          </w:p>
+        </w:tc>
+      </w:tr>
+      <w:tr>
+        <w:tc>
+          <w:tcPr>
+            <w:tcW w:type="dxa" w:w="2550"/>
+          </w:tcPr>
+          <w:p>
+            <w:r/>
+            <w:r>
+              <w:rPr>
+                <w:rFonts w:eastAsia="Arial Unicode MS"/>
+                <w:b/>
+                <w:sz w:val="17"/>
+              </w:rPr>
+              <w:t>P8</w:t>
+            </w:r>
+          </w:p>
+        </w:tc>
+        <w:tc>
+          <w:tcPr>
+            <w:tcW w:type="dxa" w:w="2550"/>
+          </w:tcPr>
+          <w:p>
+            <w:r/>
+            <w:r>
+              <w:rPr>
+                <w:rFonts w:eastAsia="Arial Unicode MS"/>
+                <w:b/>
+                <w:sz w:val="17"/>
+              </w:rPr>
+              <w:t>⚠️ ZSWIM8 的功能不止 TDMD：其线虫同源物 EBAX-1 驱动 linker cell 的非凋亡性程序性死亡（野生型 97% 的 linker cell 在 L4→成虫后 24 h 已降解，n=241；ebax-1 突变体 44% 存活，linker-cell 特异性回复后降至 7%）</w:t>
+            </w:r>
+          </w:p>
+        </w:tc>
+        <w:tc>
+          <w:tcPr>
+            <w:tcW w:type="dxa" w:w="2550"/>
+          </w:tcPr>
+          <w:p>
+            <w:r/>
+            <w:r>
+              <w:rPr>
+                <w:rFonts w:ascii="Consolas" w:hAnsi="Consolas" w:eastAsia="Arial Unicode MS"/>
+                <w:sz w:val="15"/>
+              </w:rPr>
+              <w:t>[已发表]</w:t>
+            </w:r>
+          </w:p>
+        </w:tc>
+        <w:tc>
+          <w:tcPr>
+            <w:tcW w:type="dxa" w:w="2550"/>
+          </w:tcPr>
+          <w:p>
+            <w:r/>
+            <w:r>
+              <w:rPr>
+                <w:rFonts w:eastAsia="Arial Unicode MS"/>
+                <w:b/>
+                <w:sz w:val="17"/>
+              </w:rPr>
+              <w:t>PMID 41542532。对 Aim 3 的直接约束：ZSWIM8-KO 在代谢记忆模型里出现表型，不能直接归因于 TDMD——必须同时给出底物层证据（该 miRNA 半衰期改变 + 触发靶标依赖性），否则归因会被审稿人打回</w:t>
             </w:r>
           </w:p>
         </w:tc>
@@ -14394,7 +15351,7 @@
                 <w:rFonts w:eastAsia="Arial Unicode MS"/>
                 <w:sz w:val="17"/>
               </w:rPr>
-              <w:t>肝 PMID 20890893；肾 21784902；肺 20971881；皮肤/SSc 20201077</w:t>
+              <w:t>肝 PMID 20890893；肾 21784902；肺 20971881。（原引的皮肤/SSc PMID 20201077 无开放全文，阅读计划中已换为 PMID 40124162 —— 见 §13 替代说明）</w:t>
             </w:r>
           </w:p>
         </w:tc>
@@ -14490,7 +15447,7 @@
                 <w:b/>
                 <w:sz w:val="17"/>
               </w:rPr>
-              <w:t>miR-29 下降由 TGF-β/Smad3 在转录层驱动</w:t>
+              <w:t>miR-29 下降由 TGF-β/Smad3 在转录层驱动 —— 且已被定量到位</w:t>
             </w:r>
           </w:p>
         </w:tc>
@@ -14521,7 +15478,7 @@
                 <w:b/>
                 <w:sz w:val="17"/>
               </w:rPr>
-              <w:t>PMID 21784902、22095944 —— 这是我的降解假设最强的替代解释</w:t>
+              <w:t>PMID 22095944：系膜细胞中 TGF-β1 处理后 miR-29a/b/c 分别下降 28%／46%／37%（P&lt;0.05）；Fig.4A–C 用 collagen I、IVa1、IVa3 三个 3′UTR 荧光素酶报告基因证明 miR-29 直接压制，Fig.4D 用结合位点突变体证明序列特异性。PMID 21784902：Smad3 结合位点定位在 miR-29b2 启动子上游 22 kb（Fig.3A），并有 Smad3-KO 小鼠与 MEF 的 Smad3 vs Smad2 分离对照。这是我的降解假设最强的替代解释，且它的证据链比我原先估计的更完整</w:t>
             </w:r>
           </w:p>
         </w:tc>
@@ -14676,6 +15633,71 @@
                 <w:sz w:val="17"/>
               </w:rPr>
               <w:t>文献普遍只测成熟体丰度，未测 3′ 末端</w:t>
+            </w:r>
+          </w:p>
+        </w:tc>
+      </w:tr>
+      <w:tr>
+        <w:tc>
+          <w:tcPr>
+            <w:tcW w:type="dxa" w:w="2550"/>
+          </w:tcPr>
+          <w:p>
+            <w:r/>
+            <w:r>
+              <w:rPr>
+                <w:rFonts w:eastAsia="Arial Unicode MS"/>
+                <w:b/>
+                <w:sz w:val="17"/>
+              </w:rPr>
+              <w:t>P6</w:t>
+            </w:r>
+          </w:p>
+        </w:tc>
+        <w:tc>
+          <w:tcPr>
+            <w:tcW w:type="dxa" w:w="2550"/>
+          </w:tcPr>
+          <w:p>
+            <w:r/>
+            <w:r>
+              <w:rPr>
+                <w:rFonts w:eastAsia="Arial Unicode MS"/>
+                <w:b/>
+                <w:sz w:val="17"/>
+              </w:rPr>
+              <w:t>⚠️ miR-29 三个成员丰度差一个量级：NRK52E 中 miR-29a 比 miR-29b 高 10 倍、比 miR-29c 高 5 倍；小鼠肾脏中 miR-29a 比 miR-29b 高 14 倍</w:t>
+            </w:r>
+          </w:p>
+        </w:tc>
+        <w:tc>
+          <w:tcPr>
+            <w:tcW w:type="dxa" w:w="2550"/>
+          </w:tcPr>
+          <w:p>
+            <w:r/>
+            <w:r>
+              <w:rPr>
+                <w:rFonts w:ascii="Consolas" w:hAnsi="Consolas" w:eastAsia="Arial Unicode MS"/>
+                <w:sz w:val="15"/>
+              </w:rPr>
+              <w:t>[已发表]</w:t>
+            </w:r>
+          </w:p>
+        </w:tc>
+        <w:tc>
+          <w:tcPr>
+            <w:tcW w:type="dxa" w:w="2550"/>
+          </w:tcPr>
+          <w:p>
+            <w:r/>
+            <w:r>
+              <w:rPr>
+                <w:rFonts w:eastAsia="Arial Unicode MS"/>
+                <w:b/>
+                <w:sz w:val="17"/>
+              </w:rPr>
+              <w:t>PMID 22095944 Fig.1F。对 Aim 1 的直接后果：三个成员必须分开定量、不能用「miR-29」一个合并读出；且低丰度成员（29b/29c）的降解信号更容易被测量噪声吞掉——样本量与内参选择要按最低丰度的那个成员来定</w:t>
             </w:r>
           </w:p>
         </w:tc>
@@ -14804,7 +15826,54 @@
           <w:rFonts w:eastAsia="Arial Unicode MS"/>
           <w:sz w:val="21"/>
         </w:rPr>
-        <w:t xml:space="preserve">上：① qPCR 测 pri-/pre-/成熟 miR-29a/b/c 三层；② 小 RNA 3′ 末端测序（TAIL-seq 思路，PMID 24582499）测尿苷化比例；③ 与纤维化程度（胶原定量）做相关。 </w:t>
+        <w:t>上：① qPCR 测 pri-/pre-/成熟 miR-29a/b/c 三层，</w:t>
+      </w:r>
+      <w:r>
+        <w:rPr>
+          <w:rFonts w:eastAsia="Arial Unicode MS"/>
+          <w:b/>
+          <w:sz w:val="21"/>
+        </w:rPr>
+        <w:t>三个成员分开做、不合并</w:t>
+      </w:r>
+      <w:r>
+        <w:rPr>
+          <w:rFonts w:eastAsia="Arial Unicode MS"/>
+          <w:sz w:val="21"/>
+        </w:rPr>
+        <w:t>（依据 P6：成员间丰度差 5–14 倍）；② 小 RNA 3′ 末端测序（TAIL-seq 思路，PMID 24582499）测尿苷化比例；③ 与纤维化程度（胶原定量）做相关。</w:t>
+      </w:r>
+    </w:p>
+    <w:p>
+      <w:r>
+        <w:rPr>
+          <w:rFonts w:eastAsia="Arial Unicode MS"/>
+          <w:b/>
+          <w:sz w:val="21"/>
+        </w:rPr>
+        <w:t>这个 Aim 的定量门槛（读完全文后才定得下来）</w:t>
+      </w:r>
+      <w:r>
+        <w:rPr>
+          <w:rFonts w:eastAsia="Arial Unicode MS"/>
+          <w:sz w:val="21"/>
+        </w:rPr>
+        <w:t>：转录路线在系膜细胞里给出的成熟体降幅是 28–46%（PMID 22095944）。所以我的判据不能只看「成熟体是否下降」，而要看</w:t>
+      </w:r>
+      <w:r>
+        <w:rPr>
+          <w:rFonts w:eastAsia="Arial Unicode MS"/>
+          <w:b/>
+          <w:sz w:val="21"/>
+        </w:rPr>
+        <w:t>前体/成熟体比值</w:t>
+      </w:r>
+      <w:r>
+        <w:rPr>
+          <w:rFonts w:eastAsia="Arial Unicode MS"/>
+          <w:sz w:val="21"/>
+        </w:rPr>
+        <w:t xml:space="preserve">是否偏离：若成熟体降 ~30–45% 且前体同步等比下降 → 落在转录解释的射程内，假设降级；若前体不变或降幅明显小于成熟体 → 降解/加工层被打开。样本量按最低丰度成员（miR-29b）估，不按 miR-29a。 </w:t>
       </w:r>
       <w:r>
         <w:rPr>
@@ -14913,7 +15982,37 @@
           <w:rFonts w:eastAsia="Arial Unicode MS"/>
           <w:sz w:val="21"/>
         </w:rPr>
-        <w:t xml:space="preserve"> ASO 阻断 miR-29 的尿苷化位点 / TUT4-7 抑制剂（若可得）→ 纤维化消退读出；人源验证用狭窄型克罗恩病样本的分子标记对齐（PMID 42622514），病理亚群参照 TWIST1⁺FAP⁺ 成纤维细胞（PMID 39024569）。 </w:t>
+        <w:t xml:space="preserve"> ASO 阻断 miR-29 的尿苷化位点 / TUT4-7 抑制剂（若可得）→ 纤维化消退读出；人源验证用狭窄型克罗恩病样本的分子标记对齐（</w:t>
+      </w:r>
+      <w:r>
+        <w:rPr>
+          <w:rFonts w:eastAsia="Arial Unicode MS"/>
+          <w:b/>
+          <w:sz w:val="21"/>
+        </w:rPr>
+        <w:t>PMID 39977234</w:t>
+      </w:r>
+      <w:r>
+        <w:rPr>
+          <w:rFonts w:eastAsia="Arial Unicode MS"/>
+          <w:sz w:val="21"/>
+        </w:rPr>
+        <w:t>：81 个重叠 DEG，GREM1／SERPINE1／LY96 为狭窄特异候选，GREM1 经 scRNA-seq 定位于成纤维细胞；⚠️ 该研究无健康对照、无功能学验证，这些基因只是</w:t>
+      </w:r>
+      <w:r>
+        <w:rPr>
+          <w:rFonts w:eastAsia="Arial Unicode MS"/>
+          <w:b/>
+          <w:sz w:val="21"/>
+        </w:rPr>
+        <w:t>关联标志</w:t>
+      </w:r>
+      <w:r>
+        <w:rPr>
+          <w:rFonts w:eastAsia="Arial Unicode MS"/>
+          <w:sz w:val="21"/>
+        </w:rPr>
+        <w:t xml:space="preserve">，只能用作对齐坐标、不能当已验证 biomarker 写。原计划引的 PMID 42622514 无开放全文），病理亚群参照 TWIST1⁺FAP⁺ 成纤维细胞（PMID 39024569）。 </w:t>
       </w:r>
       <w:r>
         <w:rPr>
@@ -18635,7 +19734,7 @@
           <w:rFonts w:eastAsia="Arial Unicode MS"/>
           <w:sz w:val="21"/>
         </w:rPr>
-        <w:t xml:space="preserve">：T0 精读 ~60 min（26 篇）· T1 结构化速读 ~25 min（28 篇）· T2 略读 ~10 min（14 篇），共 68 篇，约 33 小时。候选池 632 篇（PubMed + Europe PMC 实时检索，见 </w:t>
+        <w:t xml:space="preserve">：T0 精读 ~60 min（26 篇）· T1 结构化速读 ~25 min（26 篇）· T2 略读 ~10 min（16 篇），共 68 篇，约 40 小时。候选池 632 篇（PubMed + Europe PMC 实时检索，见 </w:t>
       </w:r>
       <w:r>
         <w:rPr>
@@ -18664,7 +19763,7 @@
           <w:color w:val="4A3A5C"/>
           <w:sz w:val="21"/>
         </w:rPr>
-        <w:t>两个不能跳的周</w:t>
+        <w:t>2026-09-29：68 篇的 14 栏笔记已按全文预填，你是核对而不是从空白开始。</w:t>
       </w:r>
       <w:r>
         <w:rPr>
@@ -18673,7 +19772,7 @@
           <w:color w:val="4A3A5C"/>
           <w:sz w:val="21"/>
         </w:rPr>
-        <w:t>：</w:t>
+        <w:t xml:space="preserve"> 三篇替代文献（W6 的 41465114、W7 的 40124162、W9 的 39977234）层级判为 T2，因此 T1 由 28 减至 26、T2 由 14 增至 16——</w:t>
       </w:r>
       <w:r>
         <w:rPr>
@@ -18683,7 +19782,7 @@
           <w:color w:val="4A3A5C"/>
           <w:sz w:val="21"/>
         </w:rPr>
-        <w:t>W7</w:t>
+        <w:t>这是降级，不是等价替换</w:t>
       </w:r>
       <w:r>
         <w:rPr>
@@ -18692,8 +19791,31 @@
           <w:color w:val="4A3A5C"/>
           <w:sz w:val="21"/>
         </w:rPr>
-        <w:t xml:space="preserve"> 处理 miR-29 的转录层替代解释（这是方向 2 的 go/no-go）；</w:t>
-      </w:r>
+        <w:t xml:space="preserve">；若你能用机构订阅取到原文，应恢复原层级并按原文重填。 预填稿见 </w:t>
+      </w:r>
+      <w:r>
+        <w:rPr>
+          <w:rFonts w:ascii="Consolas" w:hAnsi="Consolas" w:eastAsia="Arial Unicode MS"/>
+          <w:i/>
+          <w:color w:val="4A3A5C"/>
+          <w:sz w:val="19"/>
+        </w:rPr>
+        <w:t>paper_notes_68_fulltext.xlsx</w:t>
+      </w:r>
+      <w:r>
+        <w:rPr>
+          <w:rFonts w:eastAsia="Arial Unicode MS"/>
+          <w:i/>
+          <w:color w:val="4A3A5C"/>
+          <w:sz w:val="21"/>
+        </w:rPr>
+        <w:t>（28 列可筛选，按来源三色标注）。</w:t>
+      </w:r>
+    </w:p>
+    <w:p>
+      <w:pPr>
+        <w:ind w:left="340"/>
+      </w:pPr>
       <w:r>
         <w:rPr>
           <w:rFonts w:eastAsia="Arial Unicode MS"/>
@@ -18702,7 +19824,7 @@
           <w:color w:val="4A3A5C"/>
           <w:sz w:val="21"/>
         </w:rPr>
-        <w:t>W12</w:t>
+        <w:t>两个不能跳的周</w:t>
       </w:r>
       <w:r>
         <w:rPr>
@@ -18711,7 +19833,83 @@
           <w:color w:val="4A3A5C"/>
           <w:sz w:val="21"/>
         </w:rPr>
-        <w:t xml:space="preserve"> 逐句读 2026 年最接近的三篇（竞争风险）。</w:t>
+        <w:t>：</w:t>
+      </w:r>
+      <w:r>
+        <w:rPr>
+          <w:rFonts w:eastAsia="Arial Unicode MS"/>
+          <w:b/>
+          <w:i/>
+          <w:color w:val="4A3A5C"/>
+          <w:sz w:val="21"/>
+        </w:rPr>
+        <w:t>W7</w:t>
+      </w:r>
+      <w:r>
+        <w:rPr>
+          <w:rFonts w:eastAsia="Arial Unicode MS"/>
+          <w:i/>
+          <w:color w:val="4A3A5C"/>
+          <w:sz w:val="21"/>
+        </w:rPr>
+        <w:t xml:space="preserve"> 处理 miR-29 的转录层替代解释（这是方向 2 的 go/no-go）；</w:t>
+      </w:r>
+      <w:r>
+        <w:rPr>
+          <w:rFonts w:eastAsia="Arial Unicode MS"/>
+          <w:b/>
+          <w:i/>
+          <w:color w:val="4A3A5C"/>
+          <w:sz w:val="21"/>
+        </w:rPr>
+        <w:t>W12</w:t>
+      </w:r>
+      <w:r>
+        <w:rPr>
+          <w:rFonts w:eastAsia="Arial Unicode MS"/>
+          <w:i/>
+          <w:color w:val="4A3A5C"/>
+          <w:sz w:val="21"/>
+        </w:rPr>
+        <w:t xml:space="preserve"> 逐句读 2026 年最接近的三篇（竞争风险）。 </w:t>
+      </w:r>
+      <w:r>
+        <w:rPr>
+          <w:rFonts w:eastAsia="Arial Unicode MS"/>
+          <w:b/>
+          <w:i/>
+          <w:color w:val="4A3A5C"/>
+          <w:sz w:val="21"/>
+        </w:rPr>
+        <w:t>读完全文后 W7 的形势更紧，不是更松</w:t>
+      </w:r>
+      <w:r>
+        <w:rPr>
+          <w:rFonts w:eastAsia="Arial Unicode MS"/>
+          <w:i/>
+          <w:color w:val="4A3A5C"/>
+          <w:sz w:val="21"/>
+        </w:rPr>
+        <w:t>：转录路线已经有定位到上游 22 kb 的 Smad3 结合位点（PMID 21784902 Fig.3A）和 28%／46%／37% 的成员分辨降幅（PMID 22095944），而四篇里</w:t>
+      </w:r>
+      <w:r>
+        <w:rPr>
+          <w:rFonts w:eastAsia="Arial Unicode MS"/>
+          <w:b/>
+          <w:i/>
+          <w:color w:val="4A3A5C"/>
+          <w:sz w:val="21"/>
+        </w:rPr>
+        <w:t>没有一篇测过前体</w:t>
+      </w:r>
+      <w:r>
+        <w:rPr>
+          <w:rFonts w:eastAsia="Arial Unicode MS"/>
+          <w:i/>
+          <w:color w:val="4A3A5C"/>
+          <w:sz w:val="21"/>
+        </w:rPr>
+        <w:t>——所以 W7 要交的决策备忘必须直接回答：我的前体/成熟体比值实验，能不能把降幅落在转录解释的射程之外。</w:t>
       </w:r>
     </w:p>
     <w:p>
@@ -23953,97 +25151,128 @@
                 <w:sz w:val="17"/>
                 <w:u w:val="single"/>
               </w:rPr>
-              <w:t>20421885</w:t>
-            </w:r>
-          </w:p>
-        </w:tc>
-        <w:tc>
-          <w:tcPr>
-            <w:tcW w:type="dxa" w:w="1275"/>
-          </w:tcPr>
-          <w:p>
-            <w:r/>
-            <w:r>
-              <w:rPr>
-                <w:rFonts w:eastAsia="Arial Unicode MS"/>
-                <w:sz w:val="17"/>
-              </w:rPr>
-              <w:t>2010</w:t>
-            </w:r>
-          </w:p>
-        </w:tc>
-        <w:tc>
-          <w:tcPr>
-            <w:tcW w:type="dxa" w:w="1275"/>
-          </w:tcPr>
-          <w:p>
-            <w:r/>
-            <w:r>
-              <w:rPr>
-                <w:rFonts w:eastAsia="Arial Unicode MS"/>
-                <w:sz w:val="17"/>
-              </w:rPr>
-              <w:t>Nature reviews. Nephrology</w:t>
-            </w:r>
-          </w:p>
-        </w:tc>
-        <w:tc>
-          <w:tcPr>
-            <w:tcW w:type="dxa" w:w="1275"/>
-          </w:tcPr>
-          <w:p>
-            <w:r/>
-            <w:r>
-              <w:rPr>
-                <w:rFonts w:eastAsia="Arial Unicode MS"/>
-                <w:sz w:val="17"/>
-              </w:rPr>
-              <w:t>95</w:t>
-            </w:r>
-          </w:p>
-        </w:tc>
-        <w:tc>
-          <w:tcPr>
-            <w:tcW w:type="dxa" w:w="1275"/>
-          </w:tcPr>
-          <w:p>
-            <w:r/>
-            <w:r>
-              <w:rPr>
-                <w:rFonts w:eastAsia="Arial Unicode MS"/>
-                <w:sz w:val="17"/>
-              </w:rPr>
-              <w:t>Metabolic memory and diabetic nephropathy: potential role for epigenetic mechanisms</w:t>
-            </w:r>
-          </w:p>
-        </w:tc>
-        <w:tc>
-          <w:tcPr>
-            <w:tcW w:type="dxa" w:w="1275"/>
-          </w:tcPr>
-          <w:p>
-            <w:r/>
-            <w:r>
-              <w:rPr>
-                <w:rFonts w:eastAsia="Arial Unicode MS"/>
-                <w:sz w:val="17"/>
-              </w:rPr>
-              <w:t>糖尿病肾病中的代谢记忆与表观遗传</w:t>
-            </w:r>
-          </w:p>
-        </w:tc>
-        <w:tc>
-          <w:tcPr>
-            <w:tcW w:type="dxa" w:w="1275"/>
-          </w:tcPr>
-          <w:p>
-            <w:r/>
-            <w:r>
-              <w:rPr>
-                <w:rFonts w:eastAsia="Arial Unicode MS"/>
-                <w:sz w:val="17"/>
-              </w:rPr>
-              <w:t>器官特异性证据</w:t>
+              <w:t>41465114</w:t>
+            </w:r>
+          </w:p>
+        </w:tc>
+        <w:tc>
+          <w:tcPr>
+            <w:tcW w:type="dxa" w:w="1275"/>
+          </w:tcPr>
+          <w:p>
+            <w:r/>
+            <w:r>
+              <w:rPr>
+                <w:rFonts w:eastAsia="Arial Unicode MS"/>
+                <w:sz w:val="17"/>
+              </w:rPr>
+              <w:t>2025</w:t>
+            </w:r>
+          </w:p>
+        </w:tc>
+        <w:tc>
+          <w:tcPr>
+            <w:tcW w:type="dxa" w:w="1275"/>
+          </w:tcPr>
+          <w:p>
+            <w:r/>
+            <w:r>
+              <w:rPr>
+                <w:rFonts w:eastAsia="Arial Unicode MS"/>
+                <w:sz w:val="17"/>
+              </w:rPr>
+              <w:t>Genes</w:t>
+            </w:r>
+          </w:p>
+        </w:tc>
+        <w:tc>
+          <w:tcPr>
+            <w:tcW w:type="dxa" w:w="1275"/>
+          </w:tcPr>
+          <w:p>
+            <w:r/>
+            <w:r>
+              <w:rPr>
+                <w:rFonts w:eastAsia="Arial Unicode MS"/>
+                <w:sz w:val="17"/>
+              </w:rPr>
+              <w:t>13</w:t>
+            </w:r>
+          </w:p>
+        </w:tc>
+        <w:tc>
+          <w:tcPr>
+            <w:tcW w:type="dxa" w:w="1275"/>
+          </w:tcPr>
+          <w:p>
+            <w:r/>
+            <w:r>
+              <w:rPr>
+                <w:rFonts w:eastAsia="Arial Unicode MS"/>
+                <w:sz w:val="17"/>
+              </w:rPr>
+              <w:t>From Metabolic to Epigenetic Memory: The Impact of Hyperglycemia-Induced Epigenetic Signature</w:t>
+            </w:r>
+          </w:p>
+        </w:tc>
+        <w:tc>
+          <w:tcPr>
+            <w:tcW w:type="dxa" w:w="1275"/>
+          </w:tcPr>
+          <w:p>
+            <w:r/>
+            <w:r>
+              <w:rPr>
+                <w:rFonts w:eastAsia="Arial Unicode MS"/>
+                <w:b/>
+                <w:sz w:val="17"/>
+              </w:rPr>
+              <w:t>【替代】</w:t>
+            </w:r>
+            <w:r>
+              <w:rPr>
+                <w:rFonts w:eastAsia="Arial Unicode MS"/>
+                <w:sz w:val="17"/>
+              </w:rPr>
+              <w:t>原 PMID 20421885（Nat Rev Nephrol 2010）无开放全文，换成同命题 2025 年版</w:t>
+            </w:r>
+          </w:p>
+        </w:tc>
+        <w:tc>
+          <w:tcPr>
+            <w:tcW w:type="dxa" w:w="1275"/>
+          </w:tcPr>
+          <w:p>
+            <w:r/>
+            <w:r>
+              <w:rPr>
+                <w:rFonts w:eastAsia="Arial Unicode MS"/>
+                <w:sz w:val="17"/>
+              </w:rPr>
+              <w:t xml:space="preserve">①它把记忆机制分成 AGE 形成／ROS-线粒体损伤／表观修饰／持续表达改变四臂（Fig.1）——但 </w:t>
+            </w:r>
+            <w:r>
+              <w:rPr>
+                <w:rFonts w:eastAsia="Arial Unicode MS"/>
+                <w:b/>
+                <w:sz w:val="17"/>
+              </w:rPr>
+              <w:t>Fig.1/Fig.3 是 BioRender 示意图，不是数据图，只能当框架引用</w:t>
+            </w:r>
+            <w:r>
+              <w:rPr>
+                <w:rFonts w:eastAsia="Arial Unicode MS"/>
+                <w:sz w:val="17"/>
+              </w:rPr>
+              <w:t>；②可直接用的硬数字只有 GBD 的 57.6%／43.2%（空腹血糖受损与高血压对 CKD 发病率的贡献）与「高糖 14 天 + 复糖 7 天后 fibronectin mRNA 持续过表达数周」；③</w:t>
+            </w:r>
+            <w:r>
+              <w:rPr>
+                <w:rFonts w:eastAsia="Arial Unicode MS"/>
+                <w:b/>
+                <w:sz w:val="17"/>
+              </w:rPr>
+              <w:t>全文未涉及 AGO2／TUT4-7／ZSWIM8 任何 miRNA 稳态机制，我的角度在这篇里仍然是空白</w:t>
             </w:r>
           </w:p>
         </w:tc>
@@ -24224,7 +25453,37 @@
           <w:rFonts w:eastAsia="Arial Unicode MS"/>
           <w:sz w:val="21"/>
         </w:rPr>
-        <w:t xml:space="preserve"> 把四篇 miR-29 论文的效应量列成一张表（mRNA 降幅 vs 成熟体降幅） </w:t>
+        <w:t xml:space="preserve"> 把四篇 miR-29 论文的效应量列成一张表（mRNA 降幅 vs 成熟体降幅）。</w:t>
+      </w:r>
+      <w:r>
+        <w:rPr>
+          <w:rFonts w:eastAsia="Arial Unicode MS"/>
+          <w:b/>
+          <w:sz w:val="21"/>
+        </w:rPr>
+        <w:t>已有的数字（读全文后取得，可直接抄）：</w:t>
+      </w:r>
+      <w:r>
+        <w:rPr>
+          <w:rFonts w:eastAsia="Arial Unicode MS"/>
+          <w:sz w:val="21"/>
+        </w:rPr>
+        <w:t xml:space="preserve"> PMID 22095944 系膜细胞 miR-29a/b/c 降 28%／46%／37%（P&lt;0.05）、NRK52E 中 29a 比 29b 高 10 倍、小鼠肾中高 14 倍；PMID 21784902 只给显著性符号未给倍数，其 Smad3 结合位点在 miR-29b2 上游 22 kb；PMID 40124162 collagen 1α1 降至 33±15.2% vs BLM 组 116±35%（p&lt;0.01）。</w:t>
+      </w:r>
+      <w:r>
+        <w:rPr>
+          <w:rFonts w:eastAsia="Arial Unicode MS"/>
+          <w:b/>
+          <w:sz w:val="21"/>
+        </w:rPr>
+        <w:t>空缺的那一格是「前体降幅」——四篇都没测，这正是我的入口。</w:t>
+      </w:r>
+      <w:r>
+        <w:rPr>
+          <w:rFonts w:eastAsia="Arial Unicode MS"/>
+          <w:sz w:val="21"/>
+        </w:rPr>
+        <w:t xml:space="preserve"> </w:t>
       </w:r>
       <w:r>
         <w:rPr>
@@ -24967,7 +26226,7 @@
                 <w:rFonts w:eastAsia="Arial Unicode MS"/>
                 <w:sz w:val="17"/>
               </w:rPr>
-              <w:t>T1</w:t>
+              <w:t>T2</w:t>
             </w:r>
           </w:p>
         </w:tc>
@@ -24984,97 +26243,135 @@
                 <w:sz w:val="17"/>
                 <w:u w:val="single"/>
               </w:rPr>
-              <w:t>20201077</w:t>
-            </w:r>
-          </w:p>
-        </w:tc>
-        <w:tc>
-          <w:tcPr>
-            <w:tcW w:type="dxa" w:w="1275"/>
-          </w:tcPr>
-          <w:p>
-            <w:r/>
-            <w:r>
-              <w:rPr>
-                <w:rFonts w:eastAsia="Arial Unicode MS"/>
-                <w:sz w:val="17"/>
-              </w:rPr>
-              <w:t>2010</w:t>
-            </w:r>
-          </w:p>
-        </w:tc>
-        <w:tc>
-          <w:tcPr>
-            <w:tcW w:type="dxa" w:w="1275"/>
-          </w:tcPr>
-          <w:p>
-            <w:r/>
-            <w:r>
-              <w:rPr>
-                <w:rFonts w:eastAsia="Arial Unicode MS"/>
-                <w:sz w:val="17"/>
-              </w:rPr>
-              <w:t>Arthritis and rheumatism</w:t>
-            </w:r>
-          </w:p>
-        </w:tc>
-        <w:tc>
-          <w:tcPr>
-            <w:tcW w:type="dxa" w:w="1275"/>
-          </w:tcPr>
-          <w:p>
-            <w:r/>
-            <w:r>
-              <w:rPr>
-                <w:rFonts w:eastAsia="Arial Unicode MS"/>
-                <w:sz w:val="17"/>
-              </w:rPr>
-              <w:t>428</w:t>
-            </w:r>
-          </w:p>
-        </w:tc>
-        <w:tc>
-          <w:tcPr>
-            <w:tcW w:type="dxa" w:w="1275"/>
-          </w:tcPr>
-          <w:p>
-            <w:r/>
-            <w:r>
-              <w:rPr>
-                <w:rFonts w:eastAsia="Arial Unicode MS"/>
-                <w:sz w:val="17"/>
-              </w:rPr>
-              <w:t>MicroRNA-29, a key regulator of collagen expression in systemic sclerosis</w:t>
-            </w:r>
-          </w:p>
-        </w:tc>
-        <w:tc>
-          <w:tcPr>
-            <w:tcW w:type="dxa" w:w="1275"/>
-          </w:tcPr>
-          <w:p>
-            <w:r/>
-            <w:r>
-              <w:rPr>
-                <w:rFonts w:eastAsia="Arial Unicode MS"/>
-                <w:sz w:val="17"/>
-              </w:rPr>
-              <w:t>系统性硬化中 miR-29 作为胶原关键调控者</w:t>
-            </w:r>
-          </w:p>
-        </w:tc>
-        <w:tc>
-          <w:tcPr>
-            <w:tcW w:type="dxa" w:w="1275"/>
-          </w:tcPr>
-          <w:p>
-            <w:r/>
-            <w:r>
-              <w:rPr>
-                <w:rFonts w:eastAsia="Arial Unicode MS"/>
-                <w:sz w:val="17"/>
-              </w:rPr>
-              <w:t>人源样本证据</w:t>
+              <w:t>40124162</w:t>
+            </w:r>
+          </w:p>
+        </w:tc>
+        <w:tc>
+          <w:tcPr>
+            <w:tcW w:type="dxa" w:w="1275"/>
+          </w:tcPr>
+          <w:p>
+            <w:r/>
+            <w:r>
+              <w:rPr>
+                <w:rFonts w:eastAsia="Arial Unicode MS"/>
+                <w:sz w:val="17"/>
+              </w:rPr>
+              <w:t>2025</w:t>
+            </w:r>
+          </w:p>
+        </w:tc>
+        <w:tc>
+          <w:tcPr>
+            <w:tcW w:type="dxa" w:w="1275"/>
+          </w:tcPr>
+          <w:p>
+            <w:r/>
+            <w:r>
+              <w:rPr>
+                <w:rFonts w:eastAsia="Arial Unicode MS"/>
+                <w:sz w:val="17"/>
+              </w:rPr>
+              <w:t>Molecular therapy. Nucleic acids</w:t>
+            </w:r>
+          </w:p>
+        </w:tc>
+        <w:tc>
+          <w:tcPr>
+            <w:tcW w:type="dxa" w:w="1275"/>
+          </w:tcPr>
+          <w:p>
+            <w:r/>
+            <w:r>
+              <w:rPr>
+                <w:rFonts w:eastAsia="Arial Unicode MS"/>
+                <w:sz w:val="17"/>
+              </w:rPr>
+              <w:t>4</w:t>
+            </w:r>
+          </w:p>
+        </w:tc>
+        <w:tc>
+          <w:tcPr>
+            <w:tcW w:type="dxa" w:w="1275"/>
+          </w:tcPr>
+          <w:p>
+            <w:r/>
+            <w:r>
+              <w:rPr>
+                <w:rFonts w:eastAsia="Arial Unicode MS"/>
+                <w:sz w:val="17"/>
+              </w:rPr>
+              <w:t>Ratio of miRNA-29 to miRNA-199 expression coordinates mesenchymal stem cell repair of bleomycin-induced pulmonary injury</w:t>
+            </w:r>
+          </w:p>
+        </w:tc>
+        <w:tc>
+          <w:tcPr>
+            <w:tcW w:type="dxa" w:w="1275"/>
+          </w:tcPr>
+          <w:p>
+            <w:r/>
+            <w:r>
+              <w:rPr>
+                <w:rFonts w:eastAsia="Arial Unicode MS"/>
+                <w:b/>
+                <w:sz w:val="17"/>
+              </w:rPr>
+              <w:t>【替代】</w:t>
+            </w:r>
+            <w:r>
+              <w:rPr>
+                <w:rFonts w:eastAsia="Arial Unicode MS"/>
+                <w:sz w:val="17"/>
+              </w:rPr>
+              <w:t>原 PMID 20201077（Arthritis Rheum 2010，皮肤/SSc）无开放全文。另一候选 PMID 40021656 正好是硬化症皮肤，但其机制是 TGF-β1/Smad3、miR-29 零提及，故选保留 miR-29 机制主体的这篇；代价是组织从皮肤换成肺，与 20971881 重叠</w:t>
+            </w:r>
+          </w:p>
+        </w:tc>
+        <w:tc>
+          <w:tcPr>
+            <w:tcW w:type="dxa" w:w="1275"/>
+          </w:tcPr>
+          <w:p>
+            <w:r/>
+            <w:r>
+              <w:rPr>
+                <w:rFonts w:eastAsia="Arial Unicode MS"/>
+                <w:sz w:val="17"/>
+              </w:rPr>
+              <w:t>①</w:t>
+            </w:r>
+            <w:r>
+              <w:rPr>
+                <w:rFonts w:eastAsia="Arial Unicode MS"/>
+                <w:b/>
+                <w:sz w:val="17"/>
+              </w:rPr>
+              <w:t>miR-29:miR-199 比值</w:t>
+            </w:r>
+            <w:r>
+              <w:rPr>
+                <w:rFonts w:eastAsia="Arial Unicode MS"/>
+                <w:sz w:val="17"/>
+              </w:rPr>
+              <w:t>是本文核心读出——这是一个我可以直接测的协调变量，比单测 miR-29 更抗噪；②治疗窗口：ASC 在 day 12（纤维化已建立后）给药仍有效，collagen 1α1 降至 33±15.2%（vs BLM 组 116±35%，p&lt;0.01）；③</w:t>
+            </w:r>
+            <w:r>
+              <w:rPr>
+                <w:rFonts w:eastAsia="Arial Unicode MS"/>
+                <w:b/>
+                <w:sz w:val="17"/>
+              </w:rPr>
+              <w:t>因果验证只用双转染（29KI/199KO），没有单独敲低/过表达对照，无法拆开两个 miRNA 各自的贡献</w:t>
+            </w:r>
+            <w:r>
+              <w:rPr>
+                <w:rFonts w:eastAsia="Arial Unicode MS"/>
+                <w:sz w:val="17"/>
+              </w:rPr>
+              <w:t xml:space="preserve"> —— 我若要用这个比值，必须自己补单变量对照</w:t>
             </w:r>
           </w:p>
         </w:tc>
@@ -26991,7 +28288,7 @@
                 <w:rFonts w:eastAsia="Arial Unicode MS"/>
                 <w:sz w:val="17"/>
               </w:rPr>
-              <w:t>T1</w:t>
+              <w:t>T2</w:t>
             </w:r>
           </w:p>
         </w:tc>
@@ -27008,22 +28305,22 @@
                 <w:sz w:val="17"/>
                 <w:u w:val="single"/>
               </w:rPr>
-              <w:t>42622514</w:t>
-            </w:r>
-          </w:p>
-        </w:tc>
-        <w:tc>
-          <w:tcPr>
-            <w:tcW w:type="dxa" w:w="1275"/>
-          </w:tcPr>
-          <w:p>
-            <w:r/>
-            <w:r>
-              <w:rPr>
-                <w:rFonts w:eastAsia="Arial Unicode MS"/>
-                <w:sz w:val="17"/>
-              </w:rPr>
-              <w:t>2026</w:t>
+              <w:t>39977234</w:t>
+            </w:r>
+          </w:p>
+        </w:tc>
+        <w:tc>
+          <w:tcPr>
+            <w:tcW w:type="dxa" w:w="1275"/>
+          </w:tcPr>
+          <w:p>
+            <w:r/>
+            <w:r>
+              <w:rPr>
+                <w:rFonts w:eastAsia="Arial Unicode MS"/>
+                <w:sz w:val="17"/>
+              </w:rPr>
+              <w:t>2025</w:t>
             </w:r>
           </w:p>
         </w:tc>
@@ -27053,52 +28350,83 @@
                 <w:rFonts w:eastAsia="Arial Unicode MS"/>
                 <w:sz w:val="17"/>
               </w:rPr>
-              <w:t>0</w:t>
-            </w:r>
-          </w:p>
-        </w:tc>
-        <w:tc>
-          <w:tcPr>
-            <w:tcW w:type="dxa" w:w="1275"/>
-          </w:tcPr>
-          <w:p>
-            <w:r/>
-            <w:r>
-              <w:rPr>
-                <w:rFonts w:eastAsia="Arial Unicode MS"/>
-                <w:sz w:val="17"/>
-              </w:rPr>
-              <w:t>Novel proteomic signatures of stricturing Crohn disease using a treatment-naive cohort</w:t>
-            </w:r>
-          </w:p>
-        </w:tc>
-        <w:tc>
-          <w:tcPr>
-            <w:tcW w:type="dxa" w:w="1275"/>
-          </w:tcPr>
-          <w:p>
-            <w:r/>
-            <w:r>
-              <w:rPr>
-                <w:rFonts w:eastAsia="Arial Unicode MS"/>
-                <w:sz w:val="17"/>
-              </w:rPr>
-              <w:t>2026 年狭窄型克罗恩病的蛋白组学特征</w:t>
-            </w:r>
-          </w:p>
-        </w:tc>
-        <w:tc>
-          <w:tcPr>
-            <w:tcW w:type="dxa" w:w="1275"/>
-          </w:tcPr>
-          <w:p>
-            <w:r/>
-            <w:r>
-              <w:rPr>
-                <w:rFonts w:eastAsia="Arial Unicode MS"/>
-                <w:sz w:val="17"/>
-              </w:rPr>
-              <w:t>可作为人源验证的分子标记</w:t>
+              <w:t>5</w:t>
+            </w:r>
+          </w:p>
+        </w:tc>
+        <w:tc>
+          <w:tcPr>
+            <w:tcW w:type="dxa" w:w="1275"/>
+          </w:tcPr>
+          <w:p>
+            <w:r/>
+            <w:r>
+              <w:rPr>
+                <w:rFonts w:eastAsia="Arial Unicode MS"/>
+                <w:sz w:val="17"/>
+              </w:rPr>
+              <w:t>Novel Transcriptomic Signatures in Fibrostenotic Crohn's Disease: Dysregulated Pathways, Promising Biomarkers</w:t>
+            </w:r>
+          </w:p>
+        </w:tc>
+        <w:tc>
+          <w:tcPr>
+            <w:tcW w:type="dxa" w:w="1275"/>
+          </w:tcPr>
+          <w:p>
+            <w:r/>
+            <w:r>
+              <w:rPr>
+                <w:rFonts w:eastAsia="Arial Unicode MS"/>
+                <w:b/>
+                <w:sz w:val="17"/>
+              </w:rPr>
+              <w:t>【替代】</w:t>
+            </w:r>
+            <w:r>
+              <w:rPr>
+                <w:rFonts w:eastAsia="Arial Unicode MS"/>
+                <w:sz w:val="17"/>
+              </w:rPr>
+              <w:t>原 PMID 42622514（同刊 2026 蛋白质组）无开放全文，换成同刊同病同问题的转录组研究</w:t>
+            </w:r>
+          </w:p>
+        </w:tc>
+        <w:tc>
+          <w:tcPr>
+            <w:tcW w:type="dxa" w:w="1275"/>
+          </w:tcPr>
+          <w:p>
+            <w:r/>
+            <w:r>
+              <w:rPr>
+                <w:rFonts w:eastAsia="Arial Unicode MS"/>
+                <w:sz w:val="17"/>
+              </w:rPr>
+              <w:t>①81 个重叠 DEG（64 上／17 下），</w:t>
+            </w:r>
+            <w:r>
+              <w:rPr>
+                <w:rFonts w:eastAsia="Arial Unicode MS"/>
+                <w:b/>
+                <w:sz w:val="17"/>
+              </w:rPr>
+              <w:t>GREM1、SERPINE1、LY96</w:t>
+            </w:r>
+            <w:r>
+              <w:rPr>
+                <w:rFonts w:eastAsia="Arial Unicode MS"/>
+                <w:sz w:val="17"/>
+              </w:rPr>
+              <w:t xml:space="preserve"> 为狭窄特异候选，GREM1 经 scRNA-seq（3 例、31,195 个细胞）定位于成纤维细胞；②设计上有配对内部对照（同一患者狭窄／近端／远端三点取材，RHI≤3 排除活动性炎症）并用公共数据集 GSE192786（19 纤维 vs 21 非纤维）外部验证；③</w:t>
+            </w:r>
+            <w:r>
+              <w:rPr>
+                <w:rFonts w:eastAsia="Arial Unicode MS"/>
+                <w:b/>
+                <w:sz w:val="17"/>
+              </w:rPr>
+              <w:t>但没有健康对照，无法区分「CD 特异」与「狭窄特异」；Fig.4 的功效分析基于合成数据而非真实前瞻队列；也无功能学验证 —— 这些基因目前只是关联标志，不能当已验证 biomarker 引用</w:t>
             </w:r>
           </w:p>
         </w:tc>
@@ -38067,7 +39395,7 @@
                 <w:rFonts w:eastAsia="Arial Unicode MS"/>
                 <w:sz w:val="17"/>
               </w:rPr>
-              <w:t>42622514, 39024569, 27720839</w:t>
+              <w:t>39977234, 39024569, 27720839</w:t>
             </w:r>
           </w:p>
         </w:tc>
